--- a/П-41_Соловьев_АС_ПЗ-05.docx
+++ b/П-41_Соловьев_АС_ПЗ-05.docx
@@ -152,7 +152,7 @@
           <w:rFonts w:ascii="Times New Roman" w:hAnsi="Times New Roman" w:eastAsia="Times New Roman"/>
           <w:sz w:val="28"/>
         </w:rPr>
-        <w:t>2016</w:t>
+        <w:t>2026</w:t>
       </w:r>
     </w:p>
     <w:p>

--- a/П-41_Соловьев_АС_ПЗ-05.docx
+++ b/П-41_Соловьев_АС_ПЗ-05.docx
@@ -221,7 +221,7 @@
           <w:i w:val="0"/>
           <w:sz w:val="28"/>
         </w:rPr>
-        <w:t xml:space="preserve"> развить практические навыки формулирования проблемной ситуации с количественными ограничениями, построения дерева целей, организации коллективной экспертизы, анализа альтернатив несколькими экспертными методами и выбора обоснованного управленческого решения [1, с. 143–155, 179].</w:t>
+        <w:t xml:space="preserve"> сформулировать проблемную ситуацию с количественными ограничениями и зависимостями, построить дерево целей, провести его оценку методом коллективной экспертизы, проверить альтернативы двумя дополнительными экспертными методами (морфологическим анализом и методом сценариев) и обосновать выбор эффективного управленческого решения [1, с. 143–155, 179].</w:t>
       </w:r>
     </w:p>
     <w:p>
@@ -2973,7 +2973,7 @@
               <a:graphicData uri="http://schemas.openxmlformats.org/drawingml/2006/picture">
                 <pic:pic>
                   <pic:nvPicPr>
-                    <pic:cNvPr id="0" name="дерево-целей.png"/>
+                    <pic:cNvPr id="0" name="image.png"/>
                     <pic:cNvPicPr/>
                   </pic:nvPicPr>
                   <pic:blipFill>
@@ -11918,7 +11918,7 @@
           <w:i w:val="0"/>
           <w:sz w:val="28"/>
         </w:rPr>
-        <w:t>1. Лукычёва Л. И. Управление организацией: учебное пособие по специальности «Менеджмент организации» / Л. И. Лукычёва; под ред. Ю. П. Анискина. - 3-е изд., стер. - М.: Омега-Л, 2006. - 360 с. - ISBN 5-98119-986-5. - С. 143–155, 179.</w:t>
+        <w:t>1. Лукичёва Л. И. Управление организацией: учебное пособие по специальности «Менеджмент организации» / Л. И. Лукичёва; под ред. Ю. П. Анискина. - 3-е изд., стер. - М.: Омега-Л, 2006. - 360 с. - ISBN 5-98119-986-5. - С. 143–155, 179.</w:t>
       </w:r>
     </w:p>
     <w:p>
